--- a/resume.docx
+++ b/resume.docx
@@ -22,6 +22,7 @@
       </w:pPr>
       <w:r>
         <w:rPr>
+          <w:b w:val="0"/>
           <w:sz w:val="18"/>
         </w:rPr>
         <w:t>Senior Consultant &amp; Head, Vitreoretinal Services | Narayana Nethralaya II</w:t>
@@ -34,6 +35,7 @@
       </w:pPr>
       <w:r>
         <w:rPr>
+          <w:b w:val="0"/>
           <w:sz w:val="16"/>
         </w:rPr>
         <w:t>drsherine@gmail.com | +91 98453 66008 | KMC: 37,292</w:t>
@@ -47,10 +49,11 @@
       <w:hyperlink r:id="rId9">
         <w:r>
           <w:rPr>
+            <w:rStyle w:val="Hyperlink"/>
             <w:color w:val="0563C1"/>
             <w:u w:val="single"/>
           </w:rPr>
-          <w:t>Full Online Resume</w:t>
+          <w:t xml:space="preserve">Full Online Resume</w:t>
         </w:r>
       </w:hyperlink>
     </w:p>
@@ -72,6 +75,7 @@
       </w:pPr>
       <w:r>
         <w:rPr>
+          <w:b w:val="0"/>
           <w:sz w:val="18"/>
         </w:rPr>
         <w:t>25+ years in surgical retina and ROP. Expert in complex VR surgery, ROP treatment, tele-ophthalmology, EMR design, infection control, and AI-driven healthcare. Strong background in postgraduate teaching and clinical research.</w:t>
@@ -93,10 +97,10 @@
       <w:pPr>
         <w:pStyle w:val="ListBullet"/>
         <w:spacing w:after="20"/>
-        <w:ind w:left="288"/>
       </w:pPr>
       <w:r>
         <w:rPr>
+          <w:b w:val="0"/>
           <w:sz w:val="17"/>
         </w:rPr>
         <w:t>Complex VR surgery (RD, VH, complicated detachments) • ROP screening &amp; laser treatment</w:t>
@@ -106,10 +110,10 @@
       <w:pPr>
         <w:pStyle w:val="ListBullet"/>
         <w:spacing w:after="20"/>
-        <w:ind w:left="288"/>
       </w:pPr>
       <w:r>
         <w:rPr>
+          <w:b w:val="0"/>
           <w:sz w:val="17"/>
         </w:rPr>
         <w:t>Medical retina: FA/ICG, OCT/OCTA, ultrasonography • Tele-ophthalmology (KIDROP)</w:t>
@@ -119,10 +123,10 @@
       <w:pPr>
         <w:pStyle w:val="ListBullet"/>
         <w:spacing w:after="20"/>
-        <w:ind w:left="288"/>
       </w:pPr>
       <w:r>
         <w:rPr>
+          <w:b w:val="0"/>
           <w:sz w:val="17"/>
         </w:rPr>
         <w:t>AI &amp; data science in ophthalmology • EMR design &amp; health system innovation</w:t>
@@ -132,13 +136,64 @@
       <w:pPr>
         <w:pStyle w:val="ListBullet"/>
         <w:spacing w:after="20"/>
-        <w:ind w:left="288"/>
       </w:pPr>
       <w:r>
         <w:rPr>
+          <w:b w:val="0"/>
           <w:sz w:val="17"/>
         </w:rPr>
         <w:t>Postgraduate teaching &amp; DNB/NBE examining • Hospital infection control &amp; NABH auditing</w:t>
+      </w:r>
+    </w:p>
+    <w:p>
+      <w:pPr>
+        <w:pStyle w:val="Heading2"/>
+        <w:spacing w:after="40"/>
+      </w:pPr>
+      <w:r>
+        <w:rPr>
+          <w:sz w:val="20"/>
+        </w:rPr>
+        <w:t>CLINICAL EXPERIENCE</w:t>
+      </w:r>
+    </w:p>
+    <w:p>
+      <w:pPr>
+        <w:pStyle w:val="ListBullet"/>
+        <w:spacing w:after="20"/>
+      </w:pPr>
+      <w:r>
+        <w:rPr>
+          <w:b w:val="0"/>
+          <w:sz w:val="17"/>
+        </w:rPr>
+        <w:t>Advanced vitreoretinal surgery — scleral buckling, vitrectomy (including 23g), complex and complicated retinal detachments, vitreous haemorrhage, and pars plana lensectomy with scleral-fixated IOL</w:t>
+      </w:r>
+    </w:p>
+    <w:p>
+      <w:pPr>
+        <w:pStyle w:val="ListBullet"/>
+        <w:spacing w:after="20"/>
+      </w:pPr>
+      <w:r>
+        <w:rPr>
+          <w:b w:val="0"/>
+          <w:sz w:val="17"/>
+        </w:rPr>
+        <w:t>Paediatric retina surgery, including management of complex paediatric vitreoretinal pathology</w:t>
+      </w:r>
+    </w:p>
+    <w:p>
+      <w:pPr>
+        <w:pStyle w:val="ListBullet"/>
+        <w:spacing w:after="20"/>
+      </w:pPr>
+      <w:r>
+        <w:rPr>
+          <w:b w:val="0"/>
+          <w:sz w:val="17"/>
+        </w:rPr>
+        <w:t>Retinopathy of prematurity — screening, treatment, laser photocoagulation and cryotherapy in newborns, including Zone-I and aggressive posterior ROP (APROP)</w:t>
       </w:r>
     </w:p>
     <w:p>
@@ -166,7 +221,6 @@
       </w:r>
       <w:r>
         <w:rPr>
-          <w:i/>
           <w:sz w:val="16"/>
         </w:rPr>
         <w:t xml:space="preserve">  (Nov 2006 – Present)</w:t>
@@ -192,7 +246,6 @@
       </w:r>
       <w:r>
         <w:rPr>
-          <w:i/>
           <w:sz w:val="16"/>
         </w:rPr>
         <w:t xml:space="preserve">  (Dec 2003 – Nov 2006)</w:t>
@@ -218,7 +271,6 @@
       </w:r>
       <w:r>
         <w:rPr>
-          <w:i/>
           <w:sz w:val="16"/>
         </w:rPr>
         <w:t xml:space="preserve">  (Feb 2002 – Present)</w:t>
@@ -247,10 +299,10 @@
       <w:pPr>
         <w:pStyle w:val="ListBullet"/>
         <w:spacing w:after="20"/>
-        <w:ind w:left="288"/>
       </w:pPr>
       <w:r>
         <w:rPr>
+          <w:b w:val="0"/>
           <w:sz w:val="17"/>
         </w:rPr>
         <w:t>MS Ophthalmology — Gold Medal (Rajiv Gandhi Univ. of Health Sciences, 1999)</w:t>
@@ -260,23 +312,36 @@
       <w:pPr>
         <w:pStyle w:val="ListBullet"/>
         <w:spacing w:after="20"/>
-        <w:ind w:left="288"/>
       </w:pPr>
       <w:r>
         <w:rPr>
+          <w:b w:val="0"/>
           <w:sz w:val="17"/>
         </w:rPr>
-        <w:t>DNB Ophthalmology • Medical Council: KMC 37,292 • NABH Internal Auditor</w:t>
+        <w:t>Fellowship in Retina &amp; Vitreous — Retina Foundation, Ahmedabad • International Council of Ophthalmology, Edinburgh</w:t>
       </w:r>
     </w:p>
     <w:p>
       <w:pPr>
         <w:pStyle w:val="ListBullet"/>
         <w:spacing w:after="20"/>
-        <w:ind w:left="288"/>
       </w:pPr>
       <w:r>
         <w:rPr>
+          <w:b w:val="0"/>
+          <w:sz w:val="17"/>
+        </w:rPr>
+        <w:t>Medical Council: KMC 37,292 • DNB/NBE examiner • NABH Internal Auditor</w:t>
+      </w:r>
+    </w:p>
+    <w:p>
+      <w:pPr>
+        <w:pStyle w:val="ListBullet"/>
+        <w:spacing w:after="20"/>
+      </w:pPr>
+      <w:r>
+        <w:rPr>
+          <w:b w:val="0"/>
           <w:sz w:val="17"/>
         </w:rPr>
         <w:t>Languages: English, Hindi, Konkani, Kannada, Telugu, Tamil</w:t>
@@ -300,6 +365,7 @@
       </w:pPr>
       <w:r>
         <w:rPr>
+          <w:b w:val="0"/>
           <w:sz w:val="17"/>
         </w:rPr>
         <w:t>15+ peer-reviewed publications (IOVS, Ophthalmology, AJO, RETINA, Graefe's). ROP, OCTA, genetic counseling, tele-ophthalmology.</w:t>
@@ -312,10 +378,11 @@
       <w:hyperlink r:id="rId10">
         <w:r>
           <w:rPr>
+            <w:rStyle w:val="Hyperlink"/>
             <w:color w:val="0563C1"/>
             <w:u w:val="single"/>
           </w:rPr>
-          <w:t>View all peer-reviewed publications</w:t>
+          <w:t xml:space="preserve">View all peer-reviewed publications</w:t>
         </w:r>
       </w:hyperlink>
     </w:p>
@@ -335,10 +402,10 @@
       <w:pPr>
         <w:pStyle w:val="ListBullet"/>
         <w:spacing w:after="20"/>
-        <w:ind w:left="288"/>
       </w:pPr>
       <w:r>
         <w:rPr>
+          <w:b w:val="0"/>
           <w:sz w:val="17"/>
         </w:rPr>
         <w:t>AAO Chicago (2010): ROP safety net in India</w:t>
@@ -348,10 +415,10 @@
       <w:pPr>
         <w:pStyle w:val="ListBullet"/>
         <w:spacing w:after="20"/>
-        <w:ind w:left="288"/>
       </w:pPr>
       <w:r>
         <w:rPr>
+          <w:b w:val="0"/>
           <w:sz w:val="17"/>
         </w:rPr>
         <w:t>WOC Berlin (2010): Tele-ROP: India Experience</w:t>
@@ -361,10 +428,10 @@
       <w:pPr>
         <w:pStyle w:val="ListBullet"/>
         <w:spacing w:after="20"/>
-        <w:ind w:left="288"/>
       </w:pPr>
       <w:r>
         <w:rPr>
+          <w:b w:val="0"/>
           <w:sz w:val="17"/>
         </w:rPr>
         <w:t>APAO (2021): OCTA changes in RVO</w:t>
@@ -374,10 +441,10 @@
       <w:pPr>
         <w:pStyle w:val="ListBullet"/>
         <w:spacing w:after="20"/>
-        <w:ind w:left="288"/>
       </w:pPr>
       <w:r>
         <w:rPr>
+          <w:b w:val="0"/>
           <w:sz w:val="17"/>
         </w:rPr>
         <w:t>AIOS New Delhi (2025): Hodgkin's lymphoma causing CRAO</w:t>
@@ -387,10 +454,10 @@
       <w:pPr>
         <w:pStyle w:val="ListBullet"/>
         <w:spacing w:after="20"/>
-        <w:ind w:left="288"/>
       </w:pPr>
       <w:r>
         <w:rPr>
+          <w:b w:val="0"/>
           <w:sz w:val="17"/>
         </w:rPr>
         <w:t>Retina Summit Goa (2024): Speaker</w:t>
@@ -400,13 +467,52 @@
       <w:pPr>
         <w:pStyle w:val="ListBullet"/>
         <w:spacing w:after="20"/>
-        <w:ind w:left="288"/>
       </w:pPr>
       <w:r>
         <w:rPr>
+          <w:b w:val="0"/>
           <w:sz w:val="17"/>
         </w:rPr>
         <w:t>AIOS Jaipur (2026): Instructor — SSTC/DSTC courses</w:t>
+      </w:r>
+    </w:p>
+    <w:p>
+      <w:pPr>
+        <w:pStyle w:val="ListBullet"/>
+        <w:spacing w:after="20"/>
+      </w:pPr>
+      <w:r>
+        <w:rPr>
+          <w:b w:val="0"/>
+          <w:sz w:val="17"/>
+        </w:rPr>
+        <w:t>AIOC Ahmedabad (March 2027): “The fluid that was not meant to be”</w:t>
+      </w:r>
+    </w:p>
+    <w:p>
+      <w:pPr>
+        <w:pStyle w:val="ListBullet"/>
+        <w:spacing w:after="20"/>
+      </w:pPr>
+      <w:r>
+        <w:rPr>
+          <w:b w:val="0"/>
+          <w:sz w:val="17"/>
+        </w:rPr>
+        <w:t>“Multiple peripapillary membranes in Vogt-Koyanagi-Harada syndrome”</w:t>
+      </w:r>
+    </w:p>
+    <w:p>
+      <w:pPr>
+        <w:pStyle w:val="ListBullet"/>
+        <w:spacing w:after="20"/>
+      </w:pPr>
+      <w:r>
+        <w:rPr>
+          <w:b w:val="0"/>
+          <w:sz w:val="17"/>
+        </w:rPr>
+        <w:t>“Foveal herniation in a child presenting with high myopia and nystagmus”</w:t>
       </w:r>
     </w:p>
     <w:p>
@@ -416,18 +522,15 @@
       <w:hyperlink r:id="rId11">
         <w:r>
           <w:rPr>
+            <w:rStyle w:val="Hyperlink"/>
             <w:color w:val="0563C1"/>
             <w:u w:val="single"/>
           </w:rPr>
-          <w:t>View all 120+ conference presentations</w:t>
+          <w:t xml:space="preserve">View all 120+ conference presentations</w:t>
         </w:r>
       </w:hyperlink>
     </w:p>
-    <w:p>
-      <w:r>
-        <w:br w:type="page"/>
-      </w:r>
-    </w:p>
+    <w:p/>
     <w:p>
       <w:pPr>
         <w:pStyle w:val="Heading2"/>
@@ -452,10 +555,10 @@
       <w:pPr>
         <w:pStyle w:val="ListBullet"/>
         <w:spacing w:after="10"/>
-        <w:ind w:left="288"/>
       </w:pPr>
       <w:r>
         <w:rPr>
+          <w:b w:val="0"/>
           <w:sz w:val="17"/>
         </w:rPr>
         <w:t>NABH internal auditor; inter-departmental audits</w:t>
@@ -465,10 +568,10 @@
       <w:pPr>
         <w:pStyle w:val="ListBullet"/>
         <w:spacing w:after="10"/>
-        <w:ind w:left="288"/>
       </w:pPr>
       <w:r>
         <w:rPr>
+          <w:b w:val="0"/>
           <w:sz w:val="17"/>
         </w:rPr>
         <w:t>Secretary, Hospital Infection Control (HIC) committee</w:t>
@@ -478,10 +581,10 @@
       <w:pPr>
         <w:pStyle w:val="ListBullet"/>
         <w:spacing w:after="10"/>
-        <w:ind w:left="288"/>
       </w:pPr>
       <w:r>
         <w:rPr>
+          <w:b w:val="0"/>
           <w:sz w:val="17"/>
         </w:rPr>
         <w:t>Retina department clinical audits and KPI reporting</w:t>
@@ -491,10 +594,10 @@
       <w:pPr>
         <w:pStyle w:val="ListBullet"/>
         <w:spacing w:after="10"/>
-        <w:ind w:left="288"/>
       </w:pPr>
       <w:r>
         <w:rPr>
+          <w:b w:val="0"/>
           <w:sz w:val="17"/>
         </w:rPr>
         <w:t>HIC manual aligned to NABH 5th edition standards</w:t>
@@ -512,10 +615,10 @@
       <w:pPr>
         <w:pStyle w:val="ListBullet"/>
         <w:spacing w:after="10"/>
-        <w:ind w:left="288"/>
       </w:pPr>
       <w:r>
         <w:rPr>
+          <w:b w:val="0"/>
           <w:sz w:val="17"/>
         </w:rPr>
         <w:t>DNB/NBE examiner and assessor</w:t>
@@ -525,10 +628,10 @@
       <w:pPr>
         <w:pStyle w:val="ListBullet"/>
         <w:spacing w:after="10"/>
-        <w:ind w:left="288"/>
       </w:pPr>
       <w:r>
         <w:rPr>
+          <w:b w:val="0"/>
           <w:sz w:val="17"/>
         </w:rPr>
         <w:t>Fellow mentoring in VR surgery</w:t>
@@ -538,10 +641,10 @@
       <w:pPr>
         <w:pStyle w:val="ListBullet"/>
         <w:spacing w:after="10"/>
-        <w:ind w:left="288"/>
       </w:pPr>
       <w:r>
         <w:rPr>
+          <w:b w:val="0"/>
           <w:sz w:val="17"/>
         </w:rPr>
         <w:t>Instruction courses: DME, ROP, laser/indirect ophthalmoscopy</w:t>
@@ -551,10 +654,10 @@
       <w:pPr>
         <w:pStyle w:val="ListBullet"/>
         <w:spacing w:after="10"/>
-        <w:ind w:left="288"/>
       </w:pPr>
       <w:r>
         <w:rPr>
+          <w:b w:val="0"/>
           <w:sz w:val="17"/>
         </w:rPr>
         <w:t>Registered for AI in Medical Education (NBE, Jan 2026)</w:t>
@@ -588,10 +691,10 @@
     <w:p>
       <w:pPr>
         <w:spacing w:after="10"/>
-        <w:ind w:left="432"/>
       </w:pPr>
       <w:r>
         <w:rPr>
+          <w:b w:val="0"/>
           <w:sz w:val="17"/>
         </w:rPr>
         <w:t>Gold Medal in MS Ophthalmology (Rajiv Gandhi Univ., 1999)</w:t>
@@ -600,10 +703,10 @@
     <w:p>
       <w:pPr>
         <w:spacing w:after="10"/>
-        <w:ind w:left="432"/>
       </w:pPr>
       <w:r>
         <w:rPr>
+          <w:b w:val="0"/>
           <w:sz w:val="17"/>
         </w:rPr>
         <w:t>Best PG Paper Award (KOS, 1998)</w:t>
@@ -612,10 +715,10 @@
     <w:p>
       <w:pPr>
         <w:spacing w:after="10"/>
-        <w:ind w:left="432"/>
       </w:pPr>
       <w:r>
         <w:rPr>
+          <w:b w:val="0"/>
           <w:sz w:val="17"/>
         </w:rPr>
         <w:t>H.J. Mehta Award — best research work</w:t>
@@ -637,10 +740,10 @@
     <w:p>
       <w:pPr>
         <w:spacing w:after="10"/>
-        <w:ind w:left="432"/>
       </w:pPr>
       <w:r>
         <w:rPr>
+          <w:b w:val="0"/>
           <w:sz w:val="17"/>
         </w:rPr>
         <w:t>Best Pediatric Ophthalmology paper — APROP study</w:t>
@@ -649,10 +752,10 @@
     <w:p>
       <w:pPr>
         <w:spacing w:after="10"/>
-        <w:ind w:left="432"/>
       </w:pPr>
       <w:r>
         <w:rPr>
+          <w:b w:val="0"/>
           <w:sz w:val="17"/>
         </w:rPr>
         <w:t>Innovative healthcare through PPP (KIDROP, 2012)</w:t>
@@ -661,10 +764,10 @@
     <w:p>
       <w:pPr>
         <w:spacing w:after="10"/>
-        <w:ind w:left="432"/>
       </w:pPr>
       <w:r>
         <w:rPr>
+          <w:b w:val="0"/>
           <w:sz w:val="17"/>
         </w:rPr>
         <w:t>Best poster — KOS 2018 (Terson syndrome)</w:t>
@@ -673,10 +776,10 @@
     <w:p>
       <w:pPr>
         <w:spacing w:after="10"/>
-        <w:ind w:left="432"/>
       </w:pPr>
       <w:r>
         <w:rPr>
+          <w:b w:val="0"/>
           <w:sz w:val="17"/>
         </w:rPr>
         <w:t>Best ROP paper — BOS 2022</w:t>
@@ -689,10 +792,11 @@
       <w:hyperlink r:id="rId12">
         <w:r>
           <w:rPr>
+            <w:rStyle w:val="Hyperlink"/>
             <w:color w:val="0563C1"/>
             <w:u w:val="single"/>
           </w:rPr>
-          <w:t>View all 11 awards &amp; recognition</w:t>
+          <w:t xml:space="preserve">View all 11 awards &amp; recognition</w:t>
         </w:r>
       </w:hyperlink>
     </w:p>
@@ -712,10 +816,10 @@
       <w:pPr>
         <w:pStyle w:val="ListBullet"/>
         <w:spacing w:after="10"/>
-        <w:ind w:left="288"/>
       </w:pPr>
       <w:r>
         <w:rPr>
+          <w:b w:val="0"/>
           <w:sz w:val="17"/>
         </w:rPr>
         <w:t>ROP spectrum and treatment — DNB (2011)</w:t>
@@ -725,10 +829,10 @@
       <w:pPr>
         <w:pStyle w:val="ListBullet"/>
         <w:spacing w:after="10"/>
-        <w:ind w:left="288"/>
       </w:pPr>
       <w:r>
         <w:rPr>
+          <w:b w:val="0"/>
           <w:sz w:val="17"/>
         </w:rPr>
         <w:t>Dexamethasone implant effect on macular perfusion (OCTA) in RVO — DNB (2021)</w:t>
@@ -738,10 +842,10 @@
       <w:pPr>
         <w:pStyle w:val="ListBullet"/>
         <w:spacing w:after="10"/>
-        <w:ind w:left="288"/>
       </w:pPr>
       <w:r>
         <w:rPr>
+          <w:b w:val="0"/>
           <w:sz w:val="17"/>
         </w:rPr>
         <w:t>Retinal microvasculature abnormalities in CKD on dialysis — DNB (2021)</w:t>
@@ -751,10 +855,10 @@
       <w:pPr>
         <w:pStyle w:val="ListBullet"/>
         <w:spacing w:after="10"/>
-        <w:ind w:left="288"/>
       </w:pPr>
       <w:r>
         <w:rPr>
+          <w:b w:val="0"/>
           <w:sz w:val="17"/>
         </w:rPr>
         <w:t>ROP trends: rural vs. urban in Karnataka — DNB (2021)</w:t>
@@ -764,10 +868,10 @@
       <w:pPr>
         <w:pStyle w:val="ListBullet"/>
         <w:spacing w:after="10"/>
-        <w:ind w:left="288"/>
       </w:pPr>
       <w:r>
         <w:rPr>
+          <w:b w:val="0"/>
           <w:sz w:val="17"/>
         </w:rPr>
         <w:t>OCTA changes in sleep apnea syndrome — DNB (2025)</w:t>
@@ -780,10 +884,11 @@
       <w:hyperlink r:id="rId13">
         <w:r>
           <w:rPr>
+            <w:rStyle w:val="Hyperlink"/>
             <w:color w:val="0563C1"/>
             <w:u w:val="single"/>
           </w:rPr>
-          <w:t>View all 18 theses supervised</w:t>
+          <w:t xml:space="preserve">View all 18 theses supervised</w:t>
         </w:r>
       </w:hyperlink>
     </w:p>
@@ -803,10 +908,10 @@
       <w:pPr>
         <w:pStyle w:val="ListBullet"/>
         <w:spacing w:after="10"/>
-        <w:ind w:left="288"/>
       </w:pPr>
       <w:r>
         <w:rPr>
+          <w:b w:val="0"/>
           <w:sz w:val="17"/>
         </w:rPr>
         <w:t>Management of diabetic macular edema — Co-instructor</w:t>
@@ -816,10 +921,10 @@
       <w:pPr>
         <w:pStyle w:val="ListBullet"/>
         <w:spacing w:after="10"/>
-        <w:ind w:left="288"/>
       </w:pPr>
       <w:r>
         <w:rPr>
+          <w:b w:val="0"/>
           <w:sz w:val="17"/>
         </w:rPr>
         <w:t>ROP: Update for general ophthalmologist — Co-instructor</w:t>
@@ -829,10 +934,10 @@
       <w:pPr>
         <w:pStyle w:val="ListBullet"/>
         <w:spacing w:after="10"/>
-        <w:ind w:left="288"/>
       </w:pPr>
       <w:r>
         <w:rPr>
+          <w:b w:val="0"/>
           <w:sz w:val="17"/>
         </w:rPr>
         <w:t>Hands-on indirect ophthalmoscopy and retinal lasers — TRUE-D (2014)</w:t>
@@ -842,10 +947,10 @@
       <w:pPr>
         <w:pStyle w:val="ListBullet"/>
         <w:spacing w:after="10"/>
-        <w:ind w:left="288"/>
       </w:pPr>
       <w:r>
         <w:rPr>
+          <w:b w:val="0"/>
           <w:sz w:val="17"/>
         </w:rPr>
         <w:t>ROP instruction course — KOS (2010)</w:t>
@@ -855,10 +960,10 @@
       <w:pPr>
         <w:pStyle w:val="ListBullet"/>
         <w:spacing w:after="10"/>
-        <w:ind w:left="288"/>
       </w:pPr>
       <w:r>
         <w:rPr>
+          <w:b w:val="0"/>
           <w:sz w:val="17"/>
         </w:rPr>
         <w:t>Anti-VEGF's in DME — KOS (2010)</w:t>
@@ -868,10 +973,10 @@
       <w:pPr>
         <w:pStyle w:val="ListBullet"/>
         <w:spacing w:after="10"/>
-        <w:ind w:left="288"/>
       </w:pPr>
       <w:r>
         <w:rPr>
+          <w:b w:val="0"/>
           <w:sz w:val="17"/>
         </w:rPr>
         <w:t>PG update courses (2018–2019)</w:t>
@@ -884,16 +989,17 @@
       <w:hyperlink r:id="rId14">
         <w:r>
           <w:rPr>
+            <w:rStyle w:val="Hyperlink"/>
             <w:color w:val="0563C1"/>
             <w:u w:val="single"/>
           </w:rPr>
-          <w:t>View full instruction courses &amp; workshops</w:t>
+          <w:t xml:space="preserve">View full instruction courses &amp; workshops</w:t>
         </w:r>
       </w:hyperlink>
     </w:p>
     <w:p>
       <w:pPr>
-        <w:spacing w:before="120" w:after="40"/>
+        <w:spacing w:after="40" w:before="120"/>
         <w:jc w:val="center"/>
       </w:pPr>
       <w:r>
@@ -905,10 +1011,11 @@
       <w:hyperlink r:id="rId9">
         <w:r>
           <w:rPr>
+            <w:rStyle w:val="Hyperlink"/>
             <w:color w:val="0563C1"/>
             <w:u w:val="single"/>
           </w:rPr>
-          <w:t>Full Online Resume</w:t>
+          <w:t xml:space="preserve">Full Online Resume</w:t>
         </w:r>
       </w:hyperlink>
     </w:p>
@@ -919,6 +1026,7 @@
       </w:pPr>
       <w:r>
         <w:rPr>
+          <w:b w:val="0"/>
           <w:sz w:val="16"/>
         </w:rPr>
         <w:t>drsherine@gmail.com | +91 98453 66008</w:t>
